--- a/06_Marketing_and_Feasibility_Study/دراسة_الجدوى_الاقتصادية_والخطة_التسويقية_لفندق_هينو.docx
+++ b/06_Marketing_and_Feasibility_Study/دراسة_الجدوى_الاقتصادية_والخطة_التسويقية_لفندق_هينو.docx
@@ -35,7 +35,7 @@
           <w:szCs w:val="36"/>
           <w:rtl/>
         </w:rPr>
-        <w:t xml:space="preserve">دراسة الجدوى الاقتصادية والخطة التسويقية الاستراتيجية</w:t>
+        <w:t xml:space="preserve">دراسة الجدوى الاقتصادية الموسمية والخطة التسويقية</w:t>
       </w:r>
     </w:p>
     <w:p>
@@ -53,7 +53,7 @@
           <w:szCs w:val="24"/>
           <w:rtl/>
         </w:rPr>
-        <w:t xml:space="preserve">(التحول إلى الحجز المباشر عبر Google Maps وموقع الفندق vs عمولات OTAs وتحليل Meta)</w:t>
+        <w:t xml:space="preserve">(متوسط $15 في Low Season و $25 في High Season — التحول للحجز المباشر vs عمولات OTAs)</w:t>
       </w:r>
     </w:p>
     <w:p>
@@ -71,43 +71,97 @@
           <w:szCs w:val="30"/>
           <w:rtl/>
         </w:rPr>
-        <w:t xml:space="preserve">1. الملخص التنفيذي وأهداف الاستراتيجية</w:t>
-      </w:r>
-    </w:p>
-    <w:p>
-      <w:pPr>
-        <w:spacing w:after="80" w:before="80" w:line="340"/>
-        <w:jc w:val="right"/>
-      </w:pPr>
-      <w:r>
-        <w:rPr>
-          <w:rFonts w:ascii="Traditional Arabic" w:cs="Traditional Arabic" w:eastAsia="Traditional Arabic" w:hAnsi="Traditional Arabic"/>
-          <w:b w:val="false"/>
-          <w:bCs w:val="false"/>
-          <w:color w:val="000000"/>
-          <w:sz w:val="26"/>
-          <w:szCs w:val="26"/>
-          <w:rtl/>
-        </w:rPr>
-        <w:t xml:space="preserve">تهدف هذه الدراسة إلى تقديم استراتيجية تسويقية واقتصادية متكاملة لفندق هينو الأهرامات للتغلب على التحديات والنزاعات القائمة مع منصة Booking.com والتخلص من استنزاف العمولات المرتفعة التي تصل إلى 35% من إجمالي الإيرادات.</w:t>
-      </w:r>
-    </w:p>
-    <w:p>
-      <w:pPr>
-        <w:spacing w:after="80" w:before="80" w:line="340"/>
-        <w:jc w:val="right"/>
-      </w:pPr>
-      <w:r>
-        <w:rPr>
-          <w:rFonts w:ascii="Traditional Arabic" w:cs="Traditional Arabic" w:eastAsia="Traditional Arabic" w:hAnsi="Traditional Arabic"/>
-          <w:b w:val="false"/>
-          <w:bCs w:val="false"/>
-          <w:color w:val="000000"/>
-          <w:sz w:val="26"/>
-          <w:szCs w:val="26"/>
-          <w:rtl/>
-        </w:rPr>
-        <w:t xml:space="preserve">تعتمد الخطة على تحويل الفندق إلى نموذج 'الحجز المباشر المستقل' (Direct Booking Model) بالاستثمار في إنشاء موقع إلكتروني خاص ومحرك حجز محلي (تكلفة 25,000 جـ تدفع مرة واحدة) وتخصيص ميزانية إعلانية شهرية قدرها 15,000 جـ على منصة Google Maps مع إبقاء Agoda و Airbnb كمصادر ثانوية مساندة.</w:t>
+        <w:t xml:space="preserve">1. تسعير المواسم والمدخلات المالية</w:t>
+      </w:r>
+    </w:p>
+    <w:p>
+      <w:pPr>
+        <w:spacing w:after="80" w:before="80" w:line="340"/>
+        <w:jc w:val="right"/>
+      </w:pPr>
+      <w:r>
+        <w:rPr>
+          <w:rFonts w:ascii="Traditional Arabic" w:cs="Traditional Arabic" w:eastAsia="Traditional Arabic" w:hAnsi="Traditional Arabic"/>
+          <w:b w:val="false"/>
+          <w:bCs w:val="false"/>
+          <w:color w:val="000000"/>
+          <w:sz w:val="26"/>
+          <w:szCs w:val="26"/>
+          <w:rtl/>
+        </w:rPr>
+        <w:t xml:space="preserve">تمت إعادة بناء جميع الحسابات بناءً على هيكل التسعير الفعلي للفندق بالدولار والجنيه (سعر الصرف 50 جـ):</w:t>
+      </w:r>
+    </w:p>
+    <w:p>
+      <w:pPr>
+        <w:spacing w:after="80" w:before="80" w:line="340"/>
+        <w:jc w:val="right"/>
+      </w:pPr>
+      <w:r>
+        <w:rPr>
+          <w:rFonts w:ascii="Traditional Arabic" w:cs="Traditional Arabic" w:eastAsia="Traditional Arabic" w:hAnsi="Traditional Arabic"/>
+          <w:b/>
+          <w:bCs/>
+          <w:color w:val="000000"/>
+          <w:sz w:val="26"/>
+          <w:szCs w:val="26"/>
+          <w:rtl/>
+        </w:rPr>
+        <w:t xml:space="preserve">• الموسم المنخفض (Low Season): متوسط سعر الليلة 15$ (750 جنيه مصري).</w:t>
+      </w:r>
+    </w:p>
+    <w:p>
+      <w:pPr>
+        <w:spacing w:after="80" w:before="80" w:line="340"/>
+        <w:jc w:val="right"/>
+      </w:pPr>
+      <w:r>
+        <w:rPr>
+          <w:rFonts w:ascii="Traditional Arabic" w:cs="Traditional Arabic" w:eastAsia="Traditional Arabic" w:hAnsi="Traditional Arabic"/>
+          <w:b/>
+          <w:bCs/>
+          <w:color w:val="000000"/>
+          <w:sz w:val="26"/>
+          <w:szCs w:val="26"/>
+          <w:rtl/>
+        </w:rPr>
+        <w:t xml:space="preserve">• الموسم المرتفع (High Season): متوسط سعر الليلة 25$ (1,250 جنيه مصري).</w:t>
+      </w:r>
+    </w:p>
+    <w:p>
+      <w:pPr>
+        <w:spacing w:after="80" w:before="80" w:line="340"/>
+        <w:jc w:val="right"/>
+      </w:pPr>
+      <w:r>
+        <w:rPr>
+          <w:rFonts w:ascii="Traditional Arabic" w:cs="Traditional Arabic" w:eastAsia="Traditional Arabic" w:hAnsi="Traditional Arabic"/>
+          <w:b w:val="false"/>
+          <w:bCs w:val="false"/>
+          <w:color w:val="000000"/>
+          <w:sz w:val="26"/>
+          <w:szCs w:val="26"/>
+          <w:rtl/>
+        </w:rPr>
+        <w:t xml:space="preserve">• تكلفة الموقع الإلكتروني المباشر (CapEx): 25,000 جـ تدفع مرة واحدة (إهلاك ~2,083 جـ شهرياً).</w:t>
+      </w:r>
+    </w:p>
+    <w:p>
+      <w:pPr>
+        <w:spacing w:after="80" w:before="80" w:line="340"/>
+        <w:jc w:val="right"/>
+      </w:pPr>
+      <w:r>
+        <w:rPr>
+          <w:rFonts w:ascii="Traditional Arabic" w:cs="Traditional Arabic" w:eastAsia="Traditional Arabic" w:hAnsi="Traditional Arabic"/>
+          <w:b w:val="false"/>
+          <w:bCs w:val="false"/>
+          <w:color w:val="000000"/>
+          <w:sz w:val="26"/>
+          <w:szCs w:val="26"/>
+          <w:rtl/>
+        </w:rPr>
+        <w:t xml:space="preserve">• ميزانية إعلانات Google Maps الشهريّة: 15,000 جـ شهرياً.</w:t>
       </w:r>
     </w:p>
     <w:p>
@@ -126,61 +180,7 @@
           <w:rtl/>
         </w:rPr>
         <w:t xml:space="preserve">
-2. المقارنة الاقتصادية وتحليل الوفر المالي</w:t>
-      </w:r>
-    </w:p>
-    <w:p>
-      <w:pPr>
-        <w:spacing w:after="80" w:before="80" w:line="340"/>
-        <w:jc w:val="right"/>
-      </w:pPr>
-      <w:r>
-        <w:rPr>
-          <w:rFonts w:ascii="Traditional Arabic" w:cs="Traditional Arabic" w:eastAsia="Traditional Arabic" w:hAnsi="Traditional Arabic"/>
-          <w:b w:val="false"/>
-          <w:bCs w:val="false"/>
-          <w:color w:val="000000"/>
-          <w:sz w:val="26"/>
-          <w:szCs w:val="26"/>
-          <w:rtl/>
-        </w:rPr>
-        <w:t xml:space="preserve">عند مقارنة تكاليف عمولات OTAs التقليدية (35% شاملة العمولات الأساسية والترقية والخصومات) بتكاليف الحملة المباشرة الجديدة، يتبين الآتي عند مستوى إشغال 70% (525 ليلة مشغولة شهرياً بإيراد 1,312,500 جـ):</w:t>
-      </w:r>
-    </w:p>
-    <w:p>
-      <w:pPr>
-        <w:spacing w:after="80" w:before="80" w:line="340"/>
-        <w:jc w:val="right"/>
-      </w:pPr>
-      <w:r>
-        <w:rPr>
-          <w:rFonts w:ascii="Traditional Arabic" w:cs="Traditional Arabic" w:eastAsia="Traditional Arabic" w:hAnsi="Traditional Arabic"/>
-          <w:b/>
-          <w:bCs/>
-          <w:color w:val="C00000"/>
-          <w:sz w:val="26"/>
-          <w:szCs w:val="26"/>
-          <w:rtl/>
-        </w:rPr>
-        <w:t xml:space="preserve">• عمولات OTAs التقليدية شهرياً: 459,375 جنيه مصري.</w:t>
-      </w:r>
-    </w:p>
-    <w:p>
-      <w:pPr>
-        <w:spacing w:after="80" w:before="80" w:line="340"/>
-        <w:jc w:val="right"/>
-      </w:pPr>
-      <w:r>
-        <w:rPr>
-          <w:rFonts w:ascii="Traditional Arabic" w:cs="Traditional Arabic" w:eastAsia="Traditional Arabic" w:hAnsi="Traditional Arabic"/>
-          <w:b/>
-          <w:bCs/>
-          <w:color w:val="38A169"/>
-          <w:sz w:val="26"/>
-          <w:szCs w:val="26"/>
-          <w:rtl/>
-        </w:rPr>
-        <w:t xml:space="preserve">• تكلفة الاستراتيجية المباشرة الجديدة شهرياً (إعلانات جوجل 15 ألف + إهلاك الموقع 2.1 ألف + عمولة منصات مساندة 59 ألف): 76,145 جنيه مصري فقط.</w:t>
+2. نتائج دراسة الجدوى والوفر المالي في المواسم</w:t>
       </w:r>
     </w:p>
     <w:p>
@@ -194,11 +194,101 @@
           <w:b/>
           <w:bCs/>
           <w:color w:val="1F4E78"/>
-          <w:sz w:val="28"/>
-          <w:szCs w:val="28"/>
-          <w:rtl/>
-        </w:rPr>
-        <w:t xml:space="preserve">• صافي الوفر الشهري لصالح الفندق: 383,229 جنيه مصري شهرياً!</w:t>
+          <w:sz w:val="26"/>
+          <w:szCs w:val="26"/>
+          <w:rtl/>
+        </w:rPr>
+        <w:t xml:space="preserve">أ) في الموسم المنخفض (Low Season - سعر 15$ / 750 جـ):</w:t>
+      </w:r>
+    </w:p>
+    <w:p>
+      <w:pPr>
+        <w:spacing w:after="80" w:before="80" w:line="340"/>
+        <w:jc w:val="right"/>
+      </w:pPr>
+      <w:r>
+        <w:rPr>
+          <w:rFonts w:ascii="Traditional Arabic" w:cs="Traditional Arabic" w:eastAsia="Traditional Arabic" w:hAnsi="Traditional Arabic"/>
+          <w:b w:val="false"/>
+          <w:bCs w:val="false"/>
+          <w:color w:val="000000"/>
+          <w:sz w:val="26"/>
+          <w:szCs w:val="26"/>
+          <w:rtl/>
+        </w:rPr>
+        <w:t xml:space="preserve">• عند إشغال 50% (إيراد 281,250 جـ): عمولة OTAs تستهلك 98,437 جـ، بينما تكلفة الحملة والموقع المباشر والمنصات المساندة 29,739 جـ ➔ الوفر الصافي = 68,698 جنيه شهرياً!</w:t>
+      </w:r>
+    </w:p>
+    <w:p>
+      <w:pPr>
+        <w:spacing w:after="80" w:before="80" w:line="340"/>
+        <w:jc w:val="right"/>
+      </w:pPr>
+      <w:r>
+        <w:rPr>
+          <w:rFonts w:ascii="Traditional Arabic" w:cs="Traditional Arabic" w:eastAsia="Traditional Arabic" w:hAnsi="Traditional Arabic"/>
+          <w:b w:val="false"/>
+          <w:bCs w:val="false"/>
+          <w:color w:val="000000"/>
+          <w:sz w:val="26"/>
+          <w:szCs w:val="26"/>
+          <w:rtl/>
+        </w:rPr>
+        <w:t xml:space="preserve">• عند إشغال 70% (إيراد 393,750 جـ): عمولة OTAs تستهلك 137,812 جـ، بينما تكلفة النموذج المباشر 34,801 جـ ➔ الوفر الصافي = 103,010 جنيه شهرياً!</w:t>
+      </w:r>
+    </w:p>
+    <w:p>
+      <w:pPr>
+        <w:spacing w:after="80" w:before="80" w:line="340"/>
+        <w:jc w:val="right"/>
+      </w:pPr>
+      <w:r>
+        <w:rPr>
+          <w:rFonts w:ascii="Traditional Arabic" w:cs="Traditional Arabic" w:eastAsia="Traditional Arabic" w:hAnsi="Traditional Arabic"/>
+          <w:b/>
+          <w:bCs/>
+          <w:color w:val="1F4E78"/>
+          <w:sz w:val="26"/>
+          <w:szCs w:val="26"/>
+          <w:rtl/>
+        </w:rPr>
+        <w:t xml:space="preserve">ب) في الموسم المرتفع (High Season - سعر 25$ / 1,250 جـ):</w:t>
+      </w:r>
+    </w:p>
+    <w:p>
+      <w:pPr>
+        <w:spacing w:after="80" w:before="80" w:line="340"/>
+        <w:jc w:val="right"/>
+      </w:pPr>
+      <w:r>
+        <w:rPr>
+          <w:rFonts w:ascii="Traditional Arabic" w:cs="Traditional Arabic" w:eastAsia="Traditional Arabic" w:hAnsi="Traditional Arabic"/>
+          <w:b w:val="false"/>
+          <w:bCs w:val="false"/>
+          <w:color w:val="000000"/>
+          <w:sz w:val="26"/>
+          <w:szCs w:val="26"/>
+          <w:rtl/>
+        </w:rPr>
+        <w:t xml:space="preserve">• عند إشغال 70% (إيراد 656,250 جـ): عمولة OTAs تستهلك 229,687 جـ، بينما تكلفة النموذج المباشر 46,614 جـ ➔ الوفر الصافي = 183,073 جنيه شهرياً!</w:t>
+      </w:r>
+    </w:p>
+    <w:p>
+      <w:pPr>
+        <w:spacing w:after="80" w:before="80" w:line="340"/>
+        <w:jc w:val="right"/>
+      </w:pPr>
+      <w:r>
+        <w:rPr>
+          <w:rFonts w:ascii="Traditional Arabic" w:cs="Traditional Arabic" w:eastAsia="Traditional Arabic" w:hAnsi="Traditional Arabic"/>
+          <w:b w:val="false"/>
+          <w:bCs w:val="false"/>
+          <w:color w:val="000000"/>
+          <w:sz w:val="26"/>
+          <w:szCs w:val="26"/>
+          <w:rtl/>
+        </w:rPr>
+        <w:t xml:space="preserve">• عند إشغال 85% (إيراد 796,875 جـ): عمولة OTAs تستهلك 278,906 جـ، بينما تكلفة النموذج المباشر 52,942 جـ ➔ الوفر الصافي = 225,963 جنيه شهرياً!</w:t>
       </w:r>
     </w:p>
     <w:p>
@@ -216,7 +306,25 @@
           <w:szCs w:val="26"/>
           <w:rtl/>
         </w:rPr>
-        <w:t xml:space="preserve">• فترة استرداد رأس المال (Payback Period) لتكلفة الموقع (25,000 جـ): أقل من 3 أيام تشغيل فقط!</w:t>
+        <w:t xml:space="preserve">ج) فترة استرداد رأس المال (Payback Period):</w:t>
+      </w:r>
+    </w:p>
+    <w:p>
+      <w:pPr>
+        <w:spacing w:after="80" w:before="80" w:line="340"/>
+        <w:jc w:val="right"/>
+      </w:pPr>
+      <w:r>
+        <w:rPr>
+          <w:rFonts w:ascii="Traditional Arabic" w:cs="Traditional Arabic" w:eastAsia="Traditional Arabic" w:hAnsi="Traditional Arabic"/>
+          <w:b/>
+          <w:bCs/>
+          <w:color w:val="000000"/>
+          <w:sz w:val="26"/>
+          <w:szCs w:val="26"/>
+          <w:rtl/>
+        </w:rPr>
+        <w:t xml:space="preserve">حتى في أضعف شهور السنة (Low Season بنسبة إشغال 50%)، يتم استرداد كامل تكلفة إنشاء الموقع (25,000 جـ) في أقل من 8 أيام تشغيل فقط!</w:t>
       </w:r>
     </w:p>
     <w:p>
@@ -235,152 +343,61 @@
           <w:rtl/>
         </w:rPr>
         <w:t xml:space="preserve">
-3. تحليل عدم جدوى الاعتماد على فيسبوك وإنستجرام (Meta Platforms)</w:t>
-      </w:r>
-    </w:p>
-    <w:p>
-      <w:pPr>
-        <w:spacing w:after="80" w:before="80" w:line="340"/>
-        <w:jc w:val="right"/>
-      </w:pPr>
-      <w:r>
-        <w:rPr>
-          <w:rFonts w:ascii="Traditional Arabic" w:cs="Traditional Arabic" w:eastAsia="Traditional Arabic" w:hAnsi="Traditional Arabic"/>
-          <w:b w:val="false"/>
-          <w:bCs w:val="false"/>
-          <w:color w:val="000000"/>
-          <w:sz w:val="26"/>
-          <w:szCs w:val="26"/>
-          <w:rtl/>
-        </w:rPr>
-        <w:t xml:space="preserve">تثبت الدراسة بالأرقام أن الاعتماد على منصات Meta (Facebook &amp; Instagram) كقناة رئيسية لجلب الحجوزات غير مجدٍ اقتصادياً للأسباب التالية:</w:t>
-      </w:r>
-    </w:p>
-    <w:p>
-      <w:pPr>
-        <w:spacing w:after="80" w:before="80" w:line="340"/>
-        <w:jc w:val="right"/>
-      </w:pPr>
-      <w:r>
-        <w:rPr>
-          <w:rFonts w:ascii="Traditional Arabic" w:cs="Traditional Arabic" w:eastAsia="Traditional Arabic" w:hAnsi="Traditional Arabic"/>
-          <w:b w:val="false"/>
-          <w:bCs w:val="false"/>
-          <w:color w:val="000000"/>
-          <w:sz w:val="26"/>
-          <w:szCs w:val="26"/>
-          <w:rtl/>
-        </w:rPr>
-        <w:t xml:space="preserve">1. ضعف نية الشراء (Passive Intent): مستخدم السوشيال ميديا يتصفح للترفيه وليس مسافراً حالياً، بينما مستخدم Google Maps يبحث بنشاط عن سكن في الهرم وقرار حجزه فوري.</w:t>
-      </w:r>
-    </w:p>
-    <w:p>
-      <w:pPr>
-        <w:spacing w:after="80" w:before="80" w:line="340"/>
-        <w:jc w:val="right"/>
-      </w:pPr>
-      <w:r>
-        <w:rPr>
-          <w:rFonts w:ascii="Traditional Arabic" w:cs="Traditional Arabic" w:eastAsia="Traditional Arabic" w:hAnsi="Traditional Arabic"/>
-          <w:b w:val="false"/>
-          <w:bCs w:val="false"/>
-          <w:color w:val="000000"/>
-          <w:sz w:val="26"/>
-          <w:szCs w:val="26"/>
-          <w:rtl/>
-        </w:rPr>
-        <w:t xml:space="preserve">2. ارتفـاع تكاليف إنتاج المحتوى: تتطلب منصات فيسبوك وإنستجرام جلسات تصوير أسبوعية، وصناع محتوى، وفيديوهات ريلز مكلفة لتجاوز الخوارزميات، مما يرفع تكلفة الاستحواذ بشكل غير مبرر.</w:t>
-      </w:r>
-    </w:p>
-    <w:p>
-      <w:pPr>
-        <w:spacing w:after="80" w:before="80" w:line="340"/>
-        <w:jc w:val="right"/>
-      </w:pPr>
-      <w:r>
-        <w:rPr>
-          <w:rFonts w:ascii="Traditional Arabic" w:cs="Traditional Arabic" w:eastAsia="Traditional Arabic" w:hAnsi="Traditional Arabic"/>
-          <w:b w:val="false"/>
-          <w:bCs w:val="false"/>
-          <w:color w:val="000000"/>
-          <w:sz w:val="26"/>
-          <w:szCs w:val="26"/>
-          <w:rtl/>
-        </w:rPr>
-        <w:t xml:space="preserve">3. انخفاض معدل التحويل (CVR &lt; 0.5%): تولّد إعلانات السوشيال ميديا مئات الرسائل والاستفسارات الجانبية ('بكام الليلة؟') دون تحويل فعلي إلى حجوزات مؤكدة مقارنة بنسبة تحويل جوجل ماب التي تتعدى 10%.</w:t>
-      </w:r>
-    </w:p>
-    <w:p>
-      <w:pPr>
-        <w:spacing w:after="80" w:before="80" w:line="340"/>
-        <w:jc w:val="right"/>
-      </w:pPr>
-      <w:r>
-        <w:rPr>
-          <w:rFonts w:ascii="Traditional Arabic" w:cs="Traditional Arabic" w:eastAsia="Traditional Arabic" w:hAnsi="Traditional Arabic"/>
-          <w:b/>
-          <w:bCs/>
-          <w:color w:val="78350F"/>
-          <w:sz w:val="30"/>
-          <w:szCs w:val="30"/>
-          <w:rtl/>
-        </w:rPr>
-        <w:t xml:space="preserve">
-4. التوصيات وخطوات التنفيذ الفورية</w:t>
-      </w:r>
-    </w:p>
-    <w:p>
-      <w:pPr>
-        <w:spacing w:after="80" w:before="80" w:line="340"/>
-        <w:jc w:val="right"/>
-      </w:pPr>
-      <w:r>
-        <w:rPr>
-          <w:rFonts w:ascii="Traditional Arabic" w:cs="Traditional Arabic" w:eastAsia="Traditional Arabic" w:hAnsi="Traditional Arabic"/>
-          <w:b w:val="false"/>
-          <w:bCs w:val="false"/>
-          <w:color w:val="000000"/>
-          <w:sz w:val="26"/>
-          <w:szCs w:val="26"/>
-          <w:rtl/>
-        </w:rPr>
-        <w:t xml:space="preserve">• البدء الفوري في إطلاق موقع الحجز المباشر لفندق هينو وربطه بمحرك دفع إلكتروني وسيرفر سريع.</w:t>
-      </w:r>
-    </w:p>
-    <w:p>
-      <w:pPr>
-        <w:spacing w:after="80" w:before="80" w:line="340"/>
-        <w:jc w:val="right"/>
-      </w:pPr>
-      <w:r>
-        <w:rPr>
-          <w:rFonts w:ascii="Traditional Arabic" w:cs="Traditional Arabic" w:eastAsia="Traditional Arabic" w:hAnsi="Traditional Arabic"/>
-          <w:b w:val="false"/>
-          <w:bCs w:val="false"/>
-          <w:color w:val="000000"/>
-          <w:sz w:val="26"/>
-          <w:szCs w:val="26"/>
-          <w:rtl/>
-        </w:rPr>
-        <w:t xml:space="preserve">• توثيق وتحسين ملف Google My Business وتدشين حملات Google Local Search Ads بميزانية 15,000 جـ شهرياً.</w:t>
-      </w:r>
-    </w:p>
-    <w:p>
-      <w:pPr>
-        <w:spacing w:after="80" w:before="80" w:line="340"/>
-        <w:jc w:val="right"/>
-      </w:pPr>
-      <w:r>
-        <w:rPr>
-          <w:rFonts w:ascii="Traditional Arabic" w:cs="Traditional Arabic" w:eastAsia="Traditional Arabic" w:hAnsi="Traditional Arabic"/>
-          <w:b w:val="false"/>
-          <w:bCs w:val="false"/>
-          <w:color w:val="000000"/>
-          <w:sz w:val="26"/>
-          <w:szCs w:val="26"/>
-          <w:rtl/>
-        </w:rPr>
-        <w:t xml:space="preserve">• ضبط منصات Agoda و Airbnb لاستقبال 30% من الحجوزات كقنوات مساندة لضمان أقصى نسبة إشغال.</w:t>
+3. تحليل استبعاد Meta (Facebook &amp; Instagram) لصالح Google Maps</w:t>
+      </w:r>
+    </w:p>
+    <w:p>
+      <w:pPr>
+        <w:spacing w:after="80" w:before="80" w:line="340"/>
+        <w:jc w:val="right"/>
+      </w:pPr>
+      <w:r>
+        <w:rPr>
+          <w:rFonts w:ascii="Traditional Arabic" w:cs="Traditional Arabic" w:eastAsia="Traditional Arabic" w:hAnsi="Traditional Arabic"/>
+          <w:b w:val="false"/>
+          <w:bCs w:val="false"/>
+          <w:color w:val="000000"/>
+          <w:sz w:val="26"/>
+          <w:szCs w:val="26"/>
+          <w:rtl/>
+        </w:rPr>
+        <w:t xml:space="preserve">1. نية الحجز (Intent): سياح الهرم يبحثون فوراً على الخرائط (Active Buyers)، بينما متصفحو السوشيال ميديا يشاهدون الصور فقط دون نية سفر حالية.</w:t>
+      </w:r>
+    </w:p>
+    <w:p>
+      <w:pPr>
+        <w:spacing w:after="80" w:before="80" w:line="340"/>
+        <w:jc w:val="right"/>
+      </w:pPr>
+      <w:r>
+        <w:rPr>
+          <w:rFonts w:ascii="Traditional Arabic" w:cs="Traditional Arabic" w:eastAsia="Traditional Arabic" w:hAnsi="Traditional Arabic"/>
+          <w:b w:val="false"/>
+          <w:bCs w:val="false"/>
+          <w:color w:val="000000"/>
+          <w:sz w:val="26"/>
+          <w:szCs w:val="26"/>
+          <w:rtl/>
+        </w:rPr>
+        <w:t xml:space="preserve">2. تكلفة إنتاج المحتوى: تطلب منصات فيسبوك وإنستجرام مصورين ومحتوى أسبوعياً مكلفاً يلتهم أي عائد متوقع.</w:t>
+      </w:r>
+    </w:p>
+    <w:p>
+      <w:pPr>
+        <w:spacing w:after="80" w:before="80" w:line="340"/>
+        <w:jc w:val="right"/>
+      </w:pPr>
+      <w:r>
+        <w:rPr>
+          <w:rFonts w:ascii="Traditional Arabic" w:cs="Traditional Arabic" w:eastAsia="Traditional Arabic" w:hAnsi="Traditional Arabic"/>
+          <w:b w:val="false"/>
+          <w:bCs w:val="false"/>
+          <w:color w:val="000000"/>
+          <w:sz w:val="26"/>
+          <w:szCs w:val="26"/>
+          <w:rtl/>
+        </w:rPr>
+        <w:t xml:space="preserve">3. نسبة التحويل: نقرات جوجل ماب تحول النزيل مباشرة إلى حجز مؤكد ومضمون على الموقع بدون هدر.</w:t>
       </w:r>
     </w:p>
     <w:sectPr>
